--- a/wisedrive-obd2-sdk-android/docs/WiseDrive_OBD2_SDK_Client_Integration_Guide.docx
+++ b/wisedrive-obd2-sdk-android/docs/WiseDrive_OBD2_SDK_Client_Integration_Guide.docx
@@ -170,7 +170,7 @@
         <w:pStyle w:val="ListNumber"/>
       </w:pPr>
       <w:r>
-        <w:t>14. FAQ</w:t>
+        <w:t>14. Supported Manufacturers</w:t>
       </w:r>
     </w:p>
     <w:p>
@@ -178,7 +178,15 @@
         <w:pStyle w:val="ListNumber"/>
       </w:pPr>
       <w:r>
-        <w:t>15. Support</w:t>
+        <w:t>15. FAQ</w:t>
+      </w:r>
+    </w:p>
+    <w:p>
+      <w:pPr>
+        <w:pStyle w:val="ListNumber"/>
+      </w:pPr>
+      <w:r>
+        <w:t>16. Support</w:t>
       </w:r>
     </w:p>
     <w:p>
@@ -196,7 +204,7 @@
     </w:p>
     <w:p>
       <w:r>
-        <w:t>The WiseDrive OBD2 SDK enables your Android application to perform comprehensive vehicle diagnostics using Bluetooth-connected ELM327 OBD-II adapters. The SDK handles all the complexity of Bluetooth communication, OBD-II protocol handling, and data extraction.</w:t>
+        <w:t>The WiseDrive OBD2 SDK enables your Android application to perform comprehensive vehicle diagnostics using Bluetooth-connected ELM327 OBD-II adapters.</w:t>
       </w:r>
     </w:p>
     <w:p>
@@ -264,7 +272,6 @@
       <w:tblPr>
         <w:tblStyle w:val="LightGrid-Accent1"/>
         <w:tblW w:type="auto" w:w="0"/>
-        <w:jc w:val="left"/>
         <w:tblLook w:firstColumn="1" w:firstRow="1" w:lastColumn="0" w:lastRow="0" w:noHBand="0" w:noVBand="1" w:val="04A0"/>
       </w:tblPr>
       <w:tblGrid>
@@ -278,9 +285,6 @@
           </w:tcPr>
           <w:p>
             <w:r>
-              <w:rPr>
-                <w:b/>
-              </w:rPr>
               <w:t>Requirement</w:t>
             </w:r>
           </w:p>
@@ -291,9 +295,6 @@
           </w:tcPr>
           <w:p>
             <w:r>
-              <w:rPr>
-                <w:b/>
-              </w:rPr>
               <w:t>Version</w:t>
             </w:r>
           </w:p>
@@ -455,15 +456,11 @@
       </w:r>
     </w:p>
     <w:p>
-      <w:pPr>
-        <w:spacing w:before="120" w:after="120"/>
-      </w:pPr>
       <w:r>
         <w:rPr>
           <w:rFonts w:ascii="Consolas" w:hAnsi="Consolas"/>
           <w:color w:val="1E1E1E"/>
           <w:sz w:val="18"/>
-          <w:shd w:val="clear" w:color="auto" w:fill="F5F5F5"/>
         </w:rPr>
         <w:t>dependencyResolutionManagement {</w:t>
         <w:br/>
@@ -485,7 +482,7 @@
         <w:br/>
         <w:t xml:space="preserve">                username = "YOUR_CLIENT_USERNAME"  // Provided by WiseDrive</w:t>
         <w:br/>
-        <w:t xml:space="preserve">                password = "YOUR_CLIENT_TOKEN"     // Provided by WiseDrive</w:t>
+        <w:t xml:space="preserve">                password = "YOUR_CLIENT_PASSWORD"  // Provided by WiseDrive</w:t>
         <w:br/>
         <w:t xml:space="preserve">            }</w:t>
         <w:br/>
@@ -504,7 +501,7 @@
         <w:t xml:space="preserve">Note: </w:t>
       </w:r>
       <w:r>
-        <w:t>Contact sdk@wisedrive.in to receive your client credentials.</w:t>
+        <w:t>Contact sdk@wisedrive.in to receive your repository access credentials.</w:t>
       </w:r>
     </w:p>
     <w:p>
@@ -524,15 +521,11 @@
       </w:r>
     </w:p>
     <w:p>
-      <w:pPr>
-        <w:spacing w:before="120" w:after="120"/>
-      </w:pPr>
       <w:r>
         <w:rPr>
           <w:rFonts w:ascii="Consolas" w:hAnsi="Consolas"/>
           <w:color w:val="1E1E1E"/>
           <w:sz w:val="18"/>
-          <w:shd w:val="clear" w:color="auto" w:fill="F5F5F5"/>
         </w:rPr>
         <w:t>dependencies {</w:t>
         <w:br/>
@@ -563,15 +556,11 @@
       </w:r>
     </w:p>
     <w:p>
-      <w:pPr>
-        <w:spacing w:before="120" w:after="120"/>
-      </w:pPr>
       <w:r>
         <w:rPr>
           <w:rFonts w:ascii="Consolas" w:hAnsi="Consolas"/>
           <w:color w:val="1E1E1E"/>
           <w:sz w:val="18"/>
-          <w:shd w:val="clear" w:color="auto" w:fill="F5F5F5"/>
         </w:rPr>
         <w:t>&lt;!-- Bluetooth permissions --&gt;</w:t>
         <w:br/>
@@ -600,15 +589,11 @@
       </w:r>
     </w:p>
     <w:p>
-      <w:pPr>
-        <w:spacing w:before="120" w:after="120"/>
-      </w:pPr>
       <w:r>
         <w:rPr>
           <w:rFonts w:ascii="Consolas" w:hAnsi="Consolas"/>
           <w:color w:val="1E1E1E"/>
           <w:sz w:val="18"/>
-          <w:shd w:val="clear" w:color="auto" w:fill="F5F5F5"/>
         </w:rPr>
         <w:t>import com.wisedrive.obd2.WiseDriveOBD2SDK</w:t>
         <w:br/>
@@ -629,13 +614,11 @@
         <w:br/>
         <w:t xml:space="preserve">        val config = SDKConfig(</w:t>
         <w:br/>
-        <w:t xml:space="preserve">            apiKey = "your-api-key",</w:t>
-        <w:br/>
-        <w:t xml:space="preserve">            useMock = false,</w:t>
-        <w:br/>
         <w:t xml:space="preserve">            clientEndpoint = "https://your-server.com/api/obd-data",</w:t>
         <w:br/>
-        <w:t xml:space="preserve">            licensePlate = "MH12AB1234"</w:t>
+        <w:t xml:space="preserve">            licensePlate = "MH12AB1234",</w:t>
+        <w:br/>
+        <w:t xml:space="preserve">            useMock = false</w:t>
         <w:br/>
         <w:t xml:space="preserve">        )</w:t>
         <w:br/>
@@ -660,7 +643,6 @@
       <w:tblPr>
         <w:tblStyle w:val="LightGrid-Accent1"/>
         <w:tblW w:type="auto" w:w="0"/>
-        <w:jc w:val="left"/>
         <w:tblLook w:firstColumn="1" w:firstRow="1" w:lastColumn="0" w:lastRow="0" w:noHBand="0" w:noVBand="1" w:val="04A0"/>
       </w:tblPr>
       <w:tblGrid>
@@ -676,9 +658,6 @@
           </w:tcPr>
           <w:p>
             <w:r>
-              <w:rPr>
-                <w:b/>
-              </w:rPr>
               <w:t>Parameter</w:t>
             </w:r>
           </w:p>
@@ -689,9 +668,6 @@
           </w:tcPr>
           <w:p>
             <w:r>
-              <w:rPr>
-                <w:b/>
-              </w:rPr>
               <w:t>Type</w:t>
             </w:r>
           </w:p>
@@ -702,9 +678,6 @@
           </w:tcPr>
           <w:p>
             <w:r>
-              <w:rPr>
-                <w:b/>
-              </w:rPr>
               <w:t>Required</w:t>
             </w:r>
           </w:p>
@@ -715,94 +688,7 @@
           </w:tcPr>
           <w:p>
             <w:r>
-              <w:rPr>
-                <w:b/>
-              </w:rPr>
               <w:t>Description</w:t>
-            </w:r>
-          </w:p>
-        </w:tc>
-      </w:tr>
-      <w:tr>
-        <w:tc>
-          <w:tcPr>
-            <w:tcW w:type="dxa" w:w="2160"/>
-          </w:tcPr>
-          <w:p>
-            <w:r>
-              <w:t>apiKey</w:t>
-            </w:r>
-          </w:p>
-        </w:tc>
-        <w:tc>
-          <w:tcPr>
-            <w:tcW w:type="dxa" w:w="2160"/>
-          </w:tcPr>
-          <w:p>
-            <w:r>
-              <w:t>String</w:t>
-            </w:r>
-          </w:p>
-        </w:tc>
-        <w:tc>
-          <w:tcPr>
-            <w:tcW w:type="dxa" w:w="2160"/>
-          </w:tcPr>
-          <w:p>
-            <w:r>
-              <w:t>Yes</w:t>
-            </w:r>
-          </w:p>
-        </w:tc>
-        <w:tc>
-          <w:tcPr>
-            <w:tcW w:type="dxa" w:w="2160"/>
-          </w:tcPr>
-          <w:p>
-            <w:r>
-              <w:t>Your WiseDrive API key</w:t>
-            </w:r>
-          </w:p>
-        </w:tc>
-      </w:tr>
-      <w:tr>
-        <w:tc>
-          <w:tcPr>
-            <w:tcW w:type="dxa" w:w="2160"/>
-          </w:tcPr>
-          <w:p>
-            <w:r>
-              <w:t>useMock</w:t>
-            </w:r>
-          </w:p>
-        </w:tc>
-        <w:tc>
-          <w:tcPr>
-            <w:tcW w:type="dxa" w:w="2160"/>
-          </w:tcPr>
-          <w:p>
-            <w:r>
-              <w:t>Boolean</w:t>
-            </w:r>
-          </w:p>
-        </w:tc>
-        <w:tc>
-          <w:tcPr>
-            <w:tcW w:type="dxa" w:w="2160"/>
-          </w:tcPr>
-          <w:p>
-            <w:r>
-              <w:t>No</w:t>
-            </w:r>
-          </w:p>
-        </w:tc>
-        <w:tc>
-          <w:tcPr>
-            <w:tcW w:type="dxa" w:w="2160"/>
-          </w:tcPr>
-          <w:p>
-            <w:r>
-              <w:t>Use mock data for testing (default: false)</w:t>
             </w:r>
           </w:p>
         </w:tc>
@@ -834,7 +720,7 @@
           </w:tcPr>
           <w:p>
             <w:r>
-              <w:t>No</w:t>
+              <w:t>Yes</w:t>
             </w:r>
           </w:p>
         </w:tc>
@@ -891,6 +777,90 @@
           </w:p>
         </w:tc>
       </w:tr>
+      <w:tr>
+        <w:tc>
+          <w:tcPr>
+            <w:tcW w:type="dxa" w:w="2160"/>
+          </w:tcPr>
+          <w:p>
+            <w:r>
+              <w:t>useMock</w:t>
+            </w:r>
+          </w:p>
+        </w:tc>
+        <w:tc>
+          <w:tcPr>
+            <w:tcW w:type="dxa" w:w="2160"/>
+          </w:tcPr>
+          <w:p>
+            <w:r>
+              <w:t>Boolean</w:t>
+            </w:r>
+          </w:p>
+        </w:tc>
+        <w:tc>
+          <w:tcPr>
+            <w:tcW w:type="dxa" w:w="2160"/>
+          </w:tcPr>
+          <w:p>
+            <w:r>
+              <w:t>No</w:t>
+            </w:r>
+          </w:p>
+        </w:tc>
+        <w:tc>
+          <w:tcPr>
+            <w:tcW w:type="dxa" w:w="2160"/>
+          </w:tcPr>
+          <w:p>
+            <w:r>
+              <w:t>Use mock data for testing (default: false)</w:t>
+            </w:r>
+          </w:p>
+        </w:tc>
+      </w:tr>
+      <w:tr>
+        <w:tc>
+          <w:tcPr>
+            <w:tcW w:type="dxa" w:w="2160"/>
+          </w:tcPr>
+          <w:p>
+            <w:r>
+              <w:t>enableLogging</w:t>
+            </w:r>
+          </w:p>
+        </w:tc>
+        <w:tc>
+          <w:tcPr>
+            <w:tcW w:type="dxa" w:w="2160"/>
+          </w:tcPr>
+          <w:p>
+            <w:r>
+              <w:t>Boolean</w:t>
+            </w:r>
+          </w:p>
+        </w:tc>
+        <w:tc>
+          <w:tcPr>
+            <w:tcW w:type="dxa" w:w="2160"/>
+          </w:tcPr>
+          <w:p>
+            <w:r>
+              <w:t>No</w:t>
+            </w:r>
+          </w:p>
+        </w:tc>
+        <w:tc>
+          <w:tcPr>
+            <w:tcW w:type="dxa" w:w="2160"/>
+          </w:tcPr>
+          <w:p>
+            <w:r>
+              <w:t>Enable debug logs (default: false)</w:t>
+            </w:r>
+          </w:p>
+        </w:tc>
+      </w:tr>
     </w:tbl>
     <w:p/>
     <w:p>
@@ -902,15 +872,11 @@
       </w:r>
     </w:p>
     <w:p>
-      <w:pPr>
-        <w:spacing w:before="120" w:after="120"/>
-      </w:pPr>
       <w:r>
         <w:rPr>
           <w:rFonts w:ascii="Consolas" w:hAnsi="Consolas"/>
           <w:color w:val="1E1E1E"/>
           <w:sz w:val="18"/>
-          <w:shd w:val="clear" w:color="auto" w:fill="F5F5F5"/>
         </w:rPr>
         <w:t>// Start scanning for Bluetooth OBD devices</w:t>
         <w:br/>
@@ -937,15 +903,11 @@
       </w:r>
     </w:p>
     <w:p>
-      <w:pPr>
-        <w:spacing w:before="120" w:after="120"/>
-      </w:pPr>
       <w:r>
         <w:rPr>
           <w:rFonts w:ascii="Consolas" w:hAnsi="Consolas"/>
           <w:color w:val="1E1E1E"/>
           <w:sz w:val="18"/>
-          <w:shd w:val="clear" w:color="auto" w:fill="F5F5F5"/>
         </w:rPr>
         <w:t>// Connect to selected OBD device</w:t>
         <w:br/>
@@ -979,7 +941,7 @@
     </w:p>
     <w:p>
       <w:r>
-        <w:t>The SDK automatically sends scan results to your clientEndpoint as plain JSON via HTTP POST. No decryption or special handling is needed on your side.</w:t>
+        <w:t>The SDK automatically sends scan results to your clientEndpoint as plain JSON via HTTP POST. No special handling is needed on your side.</w:t>
       </w:r>
     </w:p>
     <w:p>
@@ -991,15 +953,11 @@
       </w:r>
     </w:p>
     <w:p>
-      <w:pPr>
-        <w:spacing w:before="120" w:after="120"/>
-      </w:pPr>
       <w:r>
         <w:rPr>
           <w:rFonts w:ascii="Consolas" w:hAnsi="Consolas"/>
           <w:color w:val="1E1E1E"/>
           <w:sz w:val="18"/>
-          <w:shd w:val="clear" w:color="auto" w:fill="F5F5F5"/>
         </w:rPr>
         <w:t>from fastapi import FastAPI, Request</w:t>
         <w:br/>
@@ -1041,15 +999,11 @@
       </w:r>
     </w:p>
     <w:p>
-      <w:pPr>
-        <w:spacing w:before="120" w:after="120"/>
-      </w:pPr>
       <w:r>
         <w:rPr>
           <w:rFonts w:ascii="Consolas" w:hAnsi="Consolas"/>
           <w:color w:val="1E1E1E"/>
           <w:sz w:val="18"/>
-          <w:shd w:val="clear" w:color="auto" w:fill="F5F5F5"/>
         </w:rPr>
         <w:t>const express = require('express');</w:t>
         <w:br/>
@@ -1100,15 +1054,11 @@
       </w:r>
     </w:p>
     <w:p>
-      <w:pPr>
-        <w:spacing w:before="120" w:after="120"/>
-      </w:pPr>
       <w:r>
         <w:rPr>
           <w:rFonts w:ascii="Consolas" w:hAnsi="Consolas"/>
           <w:color w:val="1E1E1E"/>
           <w:sz w:val="18"/>
-          <w:shd w:val="clear" w:color="auto" w:fill="F5F5F5"/>
         </w:rPr>
         <w:t>{</w:t>
         <w:br/>
@@ -1187,7 +1137,6 @@
       <w:tblPr>
         <w:tblStyle w:val="LightGrid-Accent1"/>
         <w:tblW w:type="auto" w:w="0"/>
-        <w:jc w:val="left"/>
         <w:tblLook w:firstColumn="1" w:firstRow="1" w:lastColumn="0" w:lastRow="0" w:noHBand="0" w:noVBand="1" w:val="04A0"/>
       </w:tblPr>
       <w:tblGrid>
@@ -1203,9 +1152,6 @@
           </w:tcPr>
           <w:p>
             <w:r>
-              <w:rPr>
-                <w:b/>
-              </w:rPr>
               <w:t>PID</w:t>
             </w:r>
           </w:p>
@@ -1216,9 +1162,6 @@
           </w:tcPr>
           <w:p>
             <w:r>
-              <w:rPr>
-                <w:b/>
-              </w:rPr>
               <w:t>Name</w:t>
             </w:r>
           </w:p>
@@ -1229,9 +1172,6 @@
           </w:tcPr>
           <w:p>
             <w:r>
-              <w:rPr>
-                <w:b/>
-              </w:rPr>
               <w:t>Unit</w:t>
             </w:r>
           </w:p>
@@ -1242,9 +1182,6 @@
           </w:tcPr>
           <w:p>
             <w:r>
-              <w:rPr>
-                <w:b/>
-              </w:rPr>
               <w:t>Range</w:t>
             </w:r>
           </w:p>
@@ -2064,25 +2001,19 @@
       </w:r>
     </w:p>
     <w:p>
-      <w:pPr>
-        <w:spacing w:before="120" w:after="120"/>
-      </w:pPr>
       <w:r>
         <w:rPr>
           <w:rFonts w:ascii="Consolas" w:hAnsi="Consolas"/>
           <w:color w:val="1E1E1E"/>
           <w:sz w:val="18"/>
-          <w:shd w:val="clear" w:color="auto" w:fill="F5F5F5"/>
         </w:rPr>
         <w:t>val config = SDKConfig(</w:t>
         <w:br/>
-        <w:t xml:space="preserve">    apiKey = "your-api-key",</w:t>
-        <w:br/>
-        <w:t xml:space="preserve">    useMock = true,  // Generates realistic mock data</w:t>
-        <w:br/>
         <w:t xml:space="preserve">    clientEndpoint = "https://your-server.com/api/obd-data",</w:t>
         <w:br/>
-        <w:t xml:space="preserve">    licensePlate = "TEST1234"</w:t>
+        <w:t xml:space="preserve">    licensePlate = "TEST1234",</w:t>
+        <w:br/>
+        <w:t xml:space="preserve">    useMock = true  // Generates realistic mock data</w:t>
         <w:br/>
         <w:t>)</w:t>
         <w:br/>
@@ -2105,15 +2036,11 @@
       </w:r>
     </w:p>
     <w:p>
-      <w:pPr>
-        <w:spacing w:before="120" w:after="120"/>
-      </w:pPr>
       <w:r>
         <w:rPr>
           <w:rFonts w:ascii="Consolas" w:hAnsi="Consolas"/>
           <w:color w:val="1E1E1E"/>
           <w:sz w:val="18"/>
-          <w:shd w:val="clear" w:color="auto" w:fill="F5F5F5"/>
         </w:rPr>
         <w:t>try {</w:t>
         <w:br/>
@@ -2149,20 +2076,191 @@
         <w:pStyle w:val="Heading1"/>
       </w:pPr>
       <w:r>
-        <w:t>14. FAQ</w:t>
+        <w:t>14. Supported Manufacturers</w:t>
       </w:r>
     </w:p>
     <w:p>
       <w:r>
-        <w:rPr>
-          <w:b/>
-        </w:rPr>
-        <w:t>Q: Do I need to decrypt the data?</w:t>
+        <w:t>The SDK has optimized ECU scanning for 23+ manufacturers:</w:t>
+      </w:r>
+    </w:p>
+    <w:tbl>
+      <w:tblPr>
+        <w:tblStyle w:val="LightGrid-Accent1"/>
+        <w:tblW w:type="auto" w:w="0"/>
+        <w:tblLook w:firstColumn="1" w:firstRow="1" w:lastColumn="0" w:lastRow="0" w:noHBand="0" w:noVBand="1" w:val="04A0"/>
+      </w:tblPr>
+      <w:tblGrid>
+        <w:gridCol w:w="4320"/>
+        <w:gridCol w:w="4320"/>
+      </w:tblGrid>
+      <w:tr>
+        <w:tc>
+          <w:tcPr>
+            <w:tcW w:type="dxa" w:w="4320"/>
+          </w:tcPr>
+          <w:p>
+            <w:r>
+              <w:t>Manufacturers</w:t>
+            </w:r>
+          </w:p>
+        </w:tc>
+        <w:tc>
+          <w:tcPr>
+            <w:tcW w:type="dxa" w:w="4320"/>
+          </w:tcPr>
+          <w:p>
+            <w:r>
+              <w:t>Region</w:t>
+            </w:r>
+          </w:p>
+        </w:tc>
+      </w:tr>
+      <w:tr>
+        <w:tc>
+          <w:tcPr>
+            <w:tcW w:type="dxa" w:w="4320"/>
+          </w:tcPr>
+          <w:p>
+            <w:r>
+              <w:t>Tata, Mahindra, Maruti Suzuki</w:t>
+            </w:r>
+          </w:p>
+        </w:tc>
+        <w:tc>
+          <w:tcPr>
+            <w:tcW w:type="dxa" w:w="4320"/>
+          </w:tcPr>
+          <w:p>
+            <w:r>
+              <w:t>India</w:t>
+            </w:r>
+          </w:p>
+        </w:tc>
+      </w:tr>
+      <w:tr>
+        <w:tc>
+          <w:tcPr>
+            <w:tcW w:type="dxa" w:w="4320"/>
+          </w:tcPr>
+          <w:p>
+            <w:r>
+              <w:t>Hyundai, Kia</w:t>
+            </w:r>
+          </w:p>
+        </w:tc>
+        <w:tc>
+          <w:tcPr>
+            <w:tcW w:type="dxa" w:w="4320"/>
+          </w:tcPr>
+          <w:p>
+            <w:r>
+              <w:t>Korea</w:t>
+            </w:r>
+          </w:p>
+        </w:tc>
+      </w:tr>
+      <w:tr>
+        <w:tc>
+          <w:tcPr>
+            <w:tcW w:type="dxa" w:w="4320"/>
+          </w:tcPr>
+          <w:p>
+            <w:r>
+              <w:t>Toyota, Honda, Nissan, Mitsubishi</w:t>
+            </w:r>
+          </w:p>
+        </w:tc>
+        <w:tc>
+          <w:tcPr>
+            <w:tcW w:type="dxa" w:w="4320"/>
+          </w:tcPr>
+          <w:p>
+            <w:r>
+              <w:t>Japan</w:t>
+            </w:r>
+          </w:p>
+        </w:tc>
+      </w:tr>
+      <w:tr>
+        <w:tc>
+          <w:tcPr>
+            <w:tcW w:type="dxa" w:w="4320"/>
+          </w:tcPr>
+          <w:p>
+            <w:r>
+              <w:t>Volkswagen, Audi, BMW, Mercedes-Benz</w:t>
+            </w:r>
+          </w:p>
+        </w:tc>
+        <w:tc>
+          <w:tcPr>
+            <w:tcW w:type="dxa" w:w="4320"/>
+          </w:tcPr>
+          <w:p>
+            <w:r>
+              <w:t>Germany</w:t>
+            </w:r>
+          </w:p>
+        </w:tc>
+      </w:tr>
+      <w:tr>
+        <w:tc>
+          <w:tcPr>
+            <w:tcW w:type="dxa" w:w="4320"/>
+          </w:tcPr>
+          <w:p>
+            <w:r>
+              <w:t>Ford, General Motors, Chrysler</w:t>
+            </w:r>
+          </w:p>
+        </w:tc>
+        <w:tc>
+          <w:tcPr>
+            <w:tcW w:type="dxa" w:w="4320"/>
+          </w:tcPr>
+          <w:p>
+            <w:r>
+              <w:t>USA</w:t>
+            </w:r>
+          </w:p>
+        </w:tc>
+      </w:tr>
+      <w:tr>
+        <w:tc>
+          <w:tcPr>
+            <w:tcW w:type="dxa" w:w="4320"/>
+          </w:tcPr>
+          <w:p>
+            <w:r>
+              <w:t>Volvo, Jaguar Land Rover, Renault, Peugeot, Fiat, SEAT, Skoda</w:t>
+            </w:r>
+          </w:p>
+        </w:tc>
+        <w:tc>
+          <w:tcPr>
+            <w:tcW w:type="dxa" w:w="4320"/>
+          </w:tcPr>
+          <w:p>
+            <w:r>
+              <w:t>Europe</w:t>
+            </w:r>
+          </w:p>
+        </w:tc>
+      </w:tr>
+    </w:tbl>
+    <w:p/>
+    <w:p>
+      <w:r>
+        <w:t>For unlisted manufacturers, the SDK uses a generic fallback that scans 7 common ECU modules.</w:t>
       </w:r>
     </w:p>
     <w:p>
+      <w:pPr>
+        <w:pStyle w:val="Heading1"/>
+      </w:pPr>
       <w:r>
-        <w:t>A: No. Your backend receives plain JSON. Only WiseDrive internal analytics receives encrypted data.</w:t>
+        <w:t>15. FAQ</w:t>
       </w:r>
     </w:p>
     <w:p>
@@ -2175,7 +2273,7 @@
     </w:p>
     <w:p>
       <w:r>
-        <w:t>A: The SDK has automatic retry logic and will report partial results if the connection is lost.</w:t>
+        <w:t>A: The SDK has automatic retry logic with 5 connection strategies and will report partial results if the connection is lost.</w:t>
       </w:r>
     </w:p>
     <w:p>
@@ -2188,7 +2286,7 @@
     </w:p>
     <w:p>
       <w:r>
-        <w:t>A: The SDK sends the full scan report. Filter the fields you need on your backend.</w:t>
+        <w:t>A: The SDK sends the full scan report. You can filter/extract only the fields you need on your backend.</w:t>
       </w:r>
     </w:p>
     <w:p>
@@ -2218,11 +2316,24 @@
       </w:r>
     </w:p>
     <w:p>
+      <w:r>
+        <w:rPr>
+          <w:b/>
+        </w:rPr>
+        <w:t>Q: How large is the JSON payload?</w:t>
+      </w:r>
+    </w:p>
+    <w:p>
+      <w:r>
+        <w:t>A: Typically 5-50 KB depending on the number of DTCs and live data readings.</w:t>
+      </w:r>
+    </w:p>
+    <w:p>
       <w:pPr>
         <w:pStyle w:val="Heading1"/>
       </w:pPr>
       <w:r>
-        <w:t>15. Support</w:t>
+        <w:t>16. Support</w:t>
       </w:r>
     </w:p>
     <w:p>
@@ -2613,9 +2724,6 @@
     <w:name w:val="Normal"/>
     <w:qFormat/>
     <w:rsid w:val="00FC693F"/>
-    <w:pPr>
-      <w:spacing w:after="120"/>
-    </w:pPr>
     <w:rPr>
       <w:rFonts w:ascii="Calibri" w:hAnsi="Calibri"/>
       <w:sz w:val="22"/>
